--- a/uploads/Proposta/PropostaSUPORTE TÉCNICO_RD NOTÁVEIS_.docx
+++ b/uploads/Proposta/PropostaSUPORTE TÉCNICO_RD NOTÁVEIS_.docx
@@ -333,7 +333,7 @@
                 <w:szCs w:val="24"/>
                 <w:u w:val="single"/>
               </w:rPr>
-              <w:t xml:space="preserve">PAVILHÃO 3, PAVILHÃO 2, PAVILHÃO 1</w:t>
+              <w:t xml:space="preserve">PAVILHÃO 1, PAVILHÃO 2, PAVILHÃO 3</w:t>
             </w:r>
           </w:p>
         </w:tc>
@@ -614,7 +614,7 @@
             <w:rPr>
               <w:rFonts w:ascii="Abel" w:hAnsi="Abel" w:cs="Abel"/>
             </w:rPr>
-            <w:t xml:space="preserve">INCLUI BV DE R$ 378,00</w:t>
+            <w:t xml:space="preserve"/>
           </w:r>
         </w:t>
       </w:r>
@@ -944,7 +944,7 @@
           <w:sz w:val="24"/>
           <w:szCs w:val="24"/>
         </w:rPr>
-        <w:t xml:space="preserve">• 1 TéCnico De Ti, 5 Diária(s), de: 03/03/2026 até: 07/03/2026</w:t>
+        <w:t xml:space="preserve">• 1 TéCnico De Ti, 1 Diária(s), de: 03/03/2026 até: 03/03/2026</w:t>
       </w:r>
     </w:p>
     <w:p>
@@ -987,168 +987,7 @@
     </w:p>
     <w:p>
       <w:pPr>
-        <w:pStyle w:val="PargrafodaLista"/>
         <w:spacing w:line="285" w:lineRule="atLeast"/>
-        <w:ind w:left="0"/>
-        <w:rPr>
-          <w:rFonts w:ascii="Abel" w:hAnsi="Abel"/>
-          <w:sz w:val="24"/>
-          <w:szCs w:val="24"/>
-        </w:rPr>
-      </w:pPr>
-    </w:p>
-    <w:p>
-      <w:pPr>
-        <w:pStyle w:val="PargrafodaLista"/>
-        <w:spacing w:line="285" w:lineRule="atLeast"/>
-        <w:ind w:left="0"/>
-        <w:rPr>
-          <w:rFonts w:ascii="Abel" w:hAnsi="Abel"/>
-          <w:sz w:val="24"/>
-          <w:szCs w:val="24"/>
-        </w:rPr>
-      </w:pPr>
-      <w:r>
-        <w:rPr>
-          <w:rFonts w:ascii="Abel" w:hAnsi="Abel"/>
-          <w:sz w:val="24"/>
-          <w:szCs w:val="24"/>
-        </w:rPr>
-        <w:t xml:space="preserve"/>
-      </w:r>
-    </w:p>
-    <w:p>
-      <w:pPr>
-        <w:rPr>
-          <w:rFonts w:ascii="Abel" w:hAnsi="Abel"/>
-          <w:sz w:val="24"/>
-          <w:szCs w:val="24"/>
-        </w:rPr>
-      </w:pPr>
-    </w:p>
-    <w:p>
-      <w:pPr>
-        <w:rPr>
-          <w:rFonts w:ascii="Abel" w:hAnsi="Abel"/>
-          <w:sz w:val="24"/>
-          <w:szCs w:val="24"/>
-        </w:rPr>
-      </w:pPr>
-    </w:p>
-    <w:p>
-      <w:pPr>
-        <w:rPr>
-          <w:rFonts w:ascii="Abel" w:hAnsi="Abel"/>
-          <w:sz w:val="24"/>
-          <w:szCs w:val="24"/>
-        </w:rPr>
-      </w:pPr>
-    </w:p>
-    <w:p>
-      <w:pPr>
-        <w:rPr>
-          <w:rFonts w:ascii="Abel" w:hAnsi="Abel"/>
-          <w:sz w:val="24"/>
-          <w:szCs w:val="24"/>
-        </w:rPr>
-      </w:pPr>
-    </w:p>
-    <w:p>
-      <w:pPr>
-        <w:rPr>
-          <w:rFonts w:ascii="Abel" w:hAnsi="Abel"/>
-          <w:sz w:val="24"/>
-          <w:szCs w:val="24"/>
-        </w:rPr>
-      </w:pPr>
-    </w:p>
-    <w:p>
-      <w:pPr>
-        <w:rPr>
-          <w:rFonts w:ascii="Abel" w:hAnsi="Abel"/>
-          <w:sz w:val="24"/>
-          <w:szCs w:val="24"/>
-        </w:rPr>
-      </w:pPr>
-    </w:p>
-    <w:p>
-      <w:pPr>
-        <w:rPr>
-          <w:rFonts w:ascii="Abel" w:hAnsi="Abel"/>
-          <w:sz w:val="24"/>
-          <w:szCs w:val="24"/>
-        </w:rPr>
-      </w:pPr>
-    </w:p>
-    <w:p>
-      <w:pPr>
-        <w:rPr>
-          <w:rFonts w:ascii="Abel" w:hAnsi="Abel"/>
-          <w:sz w:val="24"/>
-          <w:szCs w:val="24"/>
-        </w:rPr>
-      </w:pPr>
-    </w:p>
-    <w:p>
-      <w:pPr>
-        <w:rPr>
-          <w:rFonts w:ascii="Abel" w:hAnsi="Abel"/>
-          <w:sz w:val="24"/>
-          <w:szCs w:val="24"/>
-        </w:rPr>
-      </w:pPr>
-    </w:p>
-    <w:p>
-      <w:pPr>
-        <w:rPr>
-          <w:rFonts w:ascii="Abel" w:hAnsi="Abel"/>
-          <w:sz w:val="24"/>
-          <w:szCs w:val="24"/>
-        </w:rPr>
-      </w:pPr>
-    </w:p>
-    <w:p>
-      <w:pPr>
-        <w:rPr>
-          <w:rFonts w:ascii="Abel" w:hAnsi="Abel"/>
-          <w:sz w:val="24"/>
-          <w:szCs w:val="24"/>
-        </w:rPr>
-      </w:pPr>
-    </w:p>
-    <w:p>
-      <w:pPr>
-        <w:rPr>
-          <w:rFonts w:ascii="Abel" w:hAnsi="Abel"/>
-          <w:sz w:val="24"/>
-          <w:szCs w:val="24"/>
-        </w:rPr>
-      </w:pPr>
-    </w:p>
-    <w:p>
-      <w:pPr>
-        <w:pStyle w:val="PargrafodaLista"/>
-        <w:spacing w:line="285" w:lineRule="atLeast"/>
-        <w:ind w:left="1065"/>
-        <w:rPr>
-          <w:rFonts w:ascii="Abel" w:hAnsi="Abel"/>
-          <w:sz w:val="24"/>
-          <w:szCs w:val="24"/>
-        </w:rPr>
-      </w:pPr>
-    </w:p>
-    <w:p>
-      <w:pPr>
-        <w:pStyle w:val="PargrafodaLista"/>
-        <w:spacing w:line="285" w:lineRule="atLeast"/>
-        <w:ind w:left="1065"/>
-      </w:pPr>
-    </w:p>
-    <w:p>
-      <w:pPr>
-        <w:pStyle w:val="PargrafodaLista"/>
-        <w:spacing w:line="285" w:lineRule="atLeast"/>
-        <w:ind w:left="0"/>
         <w:rPr>
           <w:rFonts w:ascii="Abel" w:hAnsi="Abel"/>
           <w:b/>
@@ -1169,6 +1008,280 @@
           <w:sz w:val="24"/>
           <w:szCs w:val="24"/>
         </w:rPr>
+        <w:t xml:space="preserve">
+          <w:r>
+            <w:rPr>
+              <w:b/>
+              <w:i/>
+              <w:rFonts w:ascii="Abel" w:hAnsi="Abel" w:cs="Abel"/>
+            </w:rPr>
+            <w:t xml:space="preserve">EQUIPAMENTO(S)</w:t>
+          </w:r>
+        </w:t>
+      </w:r>
+    </w:p>
+    <w:p>
+      <w:pPr>
+        <w:pStyle w:val="PargrafodaLista"/>
+        <w:spacing w:line="285" w:lineRule="atLeast"/>
+        <w:ind w:left="0"/>
+        <w:rPr>
+          <w:rFonts w:ascii="Abel" w:hAnsi="Abel"/>
+          <w:sz w:val="24"/>
+          <w:szCs w:val="24"/>
+        </w:rPr>
+      </w:pPr>
+      <w:r>
+        <w:rPr>
+          <w:rFonts w:ascii="Abel" w:hAnsi="Abel"/>
+          <w:sz w:val="24"/>
+          <w:szCs w:val="24"/>
+        </w:rPr>
+        <w:t xml:space="preserve">• 1 Suprimentos, 1 Diária(s), de: 02/03/2026 até: 02/03/2026</w:t>
+      </w:r>
+    </w:p>
+    <w:p>
+      <w:pPr>
+        <w:pStyle w:val="PargrafodaLista"/>
+        <w:spacing w:line="285" w:lineRule="atLeast"/>
+        <w:ind w:left="0"/>
+        <w:rPr>
+          <w:rFonts w:ascii="Abel" w:hAnsi="Abel"/>
+          <w:sz w:val="24"/>
+          <w:szCs w:val="24"/>
+        </w:rPr>
+      </w:pPr>
+      <w:r>
+        <w:rPr>
+          <w:rFonts w:ascii="Abel" w:hAnsi="Abel"/>
+          <w:sz w:val="24"/>
+          <w:szCs w:val="24"/>
+        </w:rPr>
+        <w:t xml:space="preserve">• 4 Impressora Multifuncional, 6 Diária(s), de: 02/03/2026 até: 07/03/2026</w:t>
+      </w:r>
+    </w:p>
+    <w:p>
+      <w:pPr>
+        <w:pStyle w:val="PargrafodaLista"/>
+        <w:spacing w:line="285" w:lineRule="atLeast"/>
+        <w:ind w:left="0"/>
+        <w:rPr>
+          <w:rFonts w:ascii="Abel" w:hAnsi="Abel"/>
+          <w:sz w:val="24"/>
+          <w:szCs w:val="24"/>
+        </w:rPr>
+      </w:pPr>
+      <w:r>
+        <w:rPr>
+          <w:rFonts w:ascii="Abel" w:hAnsi="Abel"/>
+          <w:sz w:val="24"/>
+          <w:szCs w:val="24"/>
+        </w:rPr>
+        <w:t xml:space="preserve"/>
+      </w:r>
+    </w:p>
+    <w:p>
+      <w:pPr>
+        <w:spacing w:line="285" w:lineRule="atLeast"/>
+        <w:rPr>
+          <w:rFonts w:ascii="Abel" w:hAnsi="Abel"/>
+          <w:sz w:val="24"/>
+          <w:szCs w:val="24"/>
+        </w:rPr>
+      </w:pPr>
+      <w:r>
+        <w:rPr>
+          <w:rFonts w:ascii="Abel" w:hAnsi="Abel"/>
+          <w:sz w:val="24"/>
+          <w:szCs w:val="24"/>
+        </w:rPr>
+        <w:t xml:space="preserve"/>
+      </w:r>
+    </w:p>
+    <w:p>
+      <w:pPr>
+        <w:pStyle w:val="PargrafodaLista"/>
+        <w:spacing w:line="285" w:lineRule="atLeast"/>
+        <w:ind w:left="0"/>
+        <w:rPr>
+          <w:rFonts w:ascii="Abel" w:hAnsi="Abel"/>
+          <w:sz w:val="24"/>
+          <w:szCs w:val="24"/>
+        </w:rPr>
+      </w:pPr>
+    </w:p>
+    <w:p>
+      <w:pPr>
+        <w:pStyle w:val="PargrafodaLista"/>
+        <w:spacing w:line="285" w:lineRule="atLeast"/>
+        <w:ind w:left="0"/>
+        <w:rPr>
+          <w:rFonts w:ascii="Abel" w:hAnsi="Abel"/>
+          <w:sz w:val="24"/>
+          <w:szCs w:val="24"/>
+        </w:rPr>
+      </w:pPr>
+      <w:r>
+        <w:rPr>
+          <w:rFonts w:ascii="Abel" w:hAnsi="Abel"/>
+          <w:sz w:val="24"/>
+          <w:szCs w:val="24"/>
+        </w:rPr>
+        <w:t xml:space="preserve"/>
+      </w:r>
+    </w:p>
+    <w:p>
+      <w:pPr>
+        <w:rPr>
+          <w:rFonts w:ascii="Abel" w:hAnsi="Abel"/>
+          <w:sz w:val="24"/>
+          <w:szCs w:val="24"/>
+        </w:rPr>
+      </w:pPr>
+    </w:p>
+    <w:p>
+      <w:pPr>
+        <w:rPr>
+          <w:rFonts w:ascii="Abel" w:hAnsi="Abel"/>
+          <w:sz w:val="24"/>
+          <w:szCs w:val="24"/>
+        </w:rPr>
+      </w:pPr>
+    </w:p>
+    <w:p>
+      <w:pPr>
+        <w:rPr>
+          <w:rFonts w:ascii="Abel" w:hAnsi="Abel"/>
+          <w:sz w:val="24"/>
+          <w:szCs w:val="24"/>
+        </w:rPr>
+      </w:pPr>
+    </w:p>
+    <w:p>
+      <w:pPr>
+        <w:rPr>
+          <w:rFonts w:ascii="Abel" w:hAnsi="Abel"/>
+          <w:sz w:val="24"/>
+          <w:szCs w:val="24"/>
+        </w:rPr>
+      </w:pPr>
+    </w:p>
+    <w:p>
+      <w:pPr>
+        <w:rPr>
+          <w:rFonts w:ascii="Abel" w:hAnsi="Abel"/>
+          <w:sz w:val="24"/>
+          <w:szCs w:val="24"/>
+        </w:rPr>
+      </w:pPr>
+    </w:p>
+    <w:p>
+      <w:pPr>
+        <w:rPr>
+          <w:rFonts w:ascii="Abel" w:hAnsi="Abel"/>
+          <w:sz w:val="24"/>
+          <w:szCs w:val="24"/>
+        </w:rPr>
+      </w:pPr>
+    </w:p>
+    <w:p>
+      <w:pPr>
+        <w:rPr>
+          <w:rFonts w:ascii="Abel" w:hAnsi="Abel"/>
+          <w:sz w:val="24"/>
+          <w:szCs w:val="24"/>
+        </w:rPr>
+      </w:pPr>
+    </w:p>
+    <w:p>
+      <w:pPr>
+        <w:rPr>
+          <w:rFonts w:ascii="Abel" w:hAnsi="Abel"/>
+          <w:sz w:val="24"/>
+          <w:szCs w:val="24"/>
+        </w:rPr>
+      </w:pPr>
+    </w:p>
+    <w:p>
+      <w:pPr>
+        <w:rPr>
+          <w:rFonts w:ascii="Abel" w:hAnsi="Abel"/>
+          <w:sz w:val="24"/>
+          <w:szCs w:val="24"/>
+        </w:rPr>
+      </w:pPr>
+    </w:p>
+    <w:p>
+      <w:pPr>
+        <w:rPr>
+          <w:rFonts w:ascii="Abel" w:hAnsi="Abel"/>
+          <w:sz w:val="24"/>
+          <w:szCs w:val="24"/>
+        </w:rPr>
+      </w:pPr>
+    </w:p>
+    <w:p>
+      <w:pPr>
+        <w:rPr>
+          <w:rFonts w:ascii="Abel" w:hAnsi="Abel"/>
+          <w:sz w:val="24"/>
+          <w:szCs w:val="24"/>
+        </w:rPr>
+      </w:pPr>
+    </w:p>
+    <w:p>
+      <w:pPr>
+        <w:rPr>
+          <w:rFonts w:ascii="Abel" w:hAnsi="Abel"/>
+          <w:sz w:val="24"/>
+          <w:szCs w:val="24"/>
+        </w:rPr>
+      </w:pPr>
+    </w:p>
+    <w:p>
+      <w:pPr>
+        <w:pStyle w:val="PargrafodaLista"/>
+        <w:spacing w:line="285" w:lineRule="atLeast"/>
+        <w:ind w:left="1065"/>
+        <w:rPr>
+          <w:rFonts w:ascii="Abel" w:hAnsi="Abel"/>
+          <w:sz w:val="24"/>
+          <w:szCs w:val="24"/>
+        </w:rPr>
+      </w:pPr>
+    </w:p>
+    <w:p>
+      <w:pPr>
+        <w:pStyle w:val="PargrafodaLista"/>
+        <w:spacing w:line="285" w:lineRule="atLeast"/>
+        <w:ind w:left="1065"/>
+      </w:pPr>
+    </w:p>
+    <w:p>
+      <w:pPr>
+        <w:pStyle w:val="PargrafodaLista"/>
+        <w:spacing w:line="285" w:lineRule="atLeast"/>
+        <w:ind w:left="0"/>
+        <w:rPr>
+          <w:rFonts w:ascii="Abel" w:hAnsi="Abel"/>
+          <w:b/>
+          <w:bCs/>
+          <w:i/>
+          <w:iCs/>
+          <w:sz w:val="24"/>
+          <w:szCs w:val="24"/>
+        </w:rPr>
+      </w:pPr>
+      <w:r>
+        <w:rPr>
+          <w:rFonts w:ascii="Abel" w:hAnsi="Abel"/>
+          <w:b/>
+          <w:bCs/>
+          <w:i/>
+          <w:iCs/>
+          <w:sz w:val="24"/>
+          <w:szCs w:val="24"/>
+        </w:rPr>
         <w:lastRenderedPageBreak/>
         <w:t xml:space="preserve">INVESTIMENTO </w:t>
       </w:r>
@@ -1219,7 +1332,7 @@
           <w:sz w:val="24"/>
           <w:szCs w:val="24"/>
         </w:rPr>
-        <w:t xml:space="preserve">R$ 4.158,00</w:t>
+        <w:t xml:space="preserve">R$ 4.500,00</w:t>
       </w:r>
       <w:r>
         <w:rPr>
@@ -1398,7 +1511,7 @@
           <w:i/>
           <w:iCs/>
         </w:rPr>
-        <w:t xml:space="preserve">26/01/2026</w:t>
+        <w:t xml:space="preserve">24/02/2026</w:t>
       </w:r>
     </w:p>
     <w:p>
